--- a/docs/Dich_Thuat_Va_Tai_Lap_Bai_Bao.docx
+++ b/docs/Dich_Thuat_Va_Tai_Lap_Bai_Bao.docx
@@ -954,19 +954,8 @@
             <w:shd w:val="clear" w:color="auto" w:fill="FFFFFF"/>
           </w:tcPr>
           <w:p>
-            <w:pPr>
-              <w:jc w:val="left"/>
-            </w:pPr>
             <w:r>
-              <w:rPr>
-                <w:rFonts w:ascii="Times New Roman" w:hAnsi="Times New Roman"/>
-                <w:b w:val="0"/>
-                <w:i w:val="0"/>
-                <w:color w:val="000000"/>
-                <w:sz w:val="26"/>
-                <w:rFonts w:ascii="Times New Roman" w:hAnsi="Times New Roman" w:cs="Times New Roman" w:eastAsia="Times New Roman"/>
-              </w:rPr>
-              <w:t>Đo lường khoa học 3 chỉ số gồm Verification time, Update cost, Storage overhead trên 450 tệp tin thực tế.</w:t>
+              <w:t>Đo lường khoa học 3 chỉ số gồm Verification time, Update cost, Storage overhead trên 1.000 tệp tin thực tế.</w:t>
             </w:r>
           </w:p>
         </w:tc>
